--- a/Project Instructions/FNA Project instructions/FNA project instructions.docx
+++ b/Project Instructions/FNA Project instructions/FNA project instructions.docx
@@ -4,9 +4,141 @@
   <w:body>
     <w:p>
       <w:r>
-        <w:t>"Continuing FNA versioning migration. Schema confirmed: fnadata table, ClientID (text, PK), Data (text), LastSaved (text), SavedBy (text). RLS policy: single 'anon_all' policy, ALL commands, public role — migration-safe. Approach agreed: snapshot-on-demand versioning (Option 1), FNA data only, ROA stays in compliance.html. Current fna.html and backup confirmation screenshot attached. Ready to migrate."</w:t>
+        <w:t xml:space="preserve">"Continuing FNA versioning migration. Schema confirmed: </w:t>
+      </w:r>
+      <w:proofErr w:type="spellStart"/>
+      <w:r>
+        <w:t>fnadata</w:t>
+      </w:r>
+      <w:proofErr w:type="spellEnd"/>
+      <w:r>
+        <w:t xml:space="preserve"> table, ClientID (text, PK), Data (text), </w:t>
+      </w:r>
+      <w:proofErr w:type="spellStart"/>
+      <w:r>
+        <w:t>LastSaved</w:t>
+      </w:r>
+      <w:proofErr w:type="spellEnd"/>
+      <w:r>
+        <w:t xml:space="preserve"> (text), </w:t>
+      </w:r>
+      <w:proofErr w:type="spellStart"/>
+      <w:r>
+        <w:t>SavedBy</w:t>
+      </w:r>
+      <w:proofErr w:type="spellEnd"/>
+      <w:r>
+        <w:t xml:space="preserve"> (text). RLS policy: single '</w:t>
+      </w:r>
+      <w:proofErr w:type="spellStart"/>
+      <w:r>
+        <w:t>anon_all</w:t>
+      </w:r>
+      <w:proofErr w:type="spellEnd"/>
+      <w:r>
+        <w:t>' policy, ALL commands, public role — migration-safe. Approach agreed: snapshot-on-demand versioning (Option 1), FNA data only, ROA stays in compliance.html. Current fna.html and backup confirmation screenshot attached. Ready to migrate."</w:t>
       </w:r>
     </w:p>
+    <w:p/>
+    <w:p>
+      <w:r>
+        <w:t>19/4 work</w:t>
+      </w:r>
+    </w:p>
+    <w:p>
+      <w:r>
+        <w:rPr>
+          <w:b/>
+          <w:bCs/>
+        </w:rPr>
+        <w:t>Starting compliance document system design session. Context: I'm a FAIS financial adviser (FSP 9978) in Hermanus. Practice: me, my wife (same office), my daughter (2000km away), plus an external compliance officer who has no current access to our files. Current state: documents scattered across Google Drive in unstructured folders accumulated over years, 80% of my day lost to filing and finding documents and managing email. Recent SharePoint migration corrupted and lost data. A ROA was recently missed due to this chaos — compliance failure, not advice failure.</w:t>
+      </w:r>
+    </w:p>
+    <w:p>
+      <w:r>
+        <w:rPr>
+          <w:b/>
+          <w:bCs/>
+        </w:rPr>
+        <w:t xml:space="preserve">Agreed approach: Build a proper compliance document system on </w:t>
+      </w:r>
+      <w:proofErr w:type="spellStart"/>
+      <w:r>
+        <w:rPr>
+          <w:b/>
+          <w:bCs/>
+        </w:rPr>
+        <w:t>Supabase</w:t>
+      </w:r>
+      <w:proofErr w:type="spellEnd"/>
+      <w:r>
+        <w:rPr>
+          <w:b/>
+          <w:bCs/>
+        </w:rPr>
+        <w:t>, integrated with my CRM. Touch-once migration — file documents correctly as I work each client, starting with new clients and going back one year as I naturally re-engage existing ones. Old Google Drive stays as archive. No bulk migration.</w:t>
+      </w:r>
+    </w:p>
+    <w:p>
+      <w:r>
+        <w:rPr>
+          <w:b/>
+          <w:bCs/>
+        </w:rPr>
+        <w:t>This session is diagnostic only — no code. We need to agree on: (1) document categories I use, (2) what FAIS requires for a client file, (3) workflow per team member (me / wife / daughter / compliance officer), (4) folder/category structure that's simple enough filing correctly is faster than filing wrong, (5) what the compliance officer dashboard shows.</w:t>
+      </w:r>
+    </w:p>
+    <w:p>
+      <w:r>
+        <w:rPr>
+          <w:b/>
+          <w:bCs/>
+        </w:rPr>
+        <w:t>I've done prep: I've looked at one typical client's current folder and listed document types I see. I've spoken to my compliance officer about what she checks and what she wishes she had. Ready to work through the design.</w:t>
+      </w:r>
+    </w:p>
+    <w:p>
+      <w:r>
+        <w:rPr>
+          <w:b/>
+          <w:bCs/>
+        </w:rPr>
+        <w:t xml:space="preserve">Tonight we completed: </w:t>
+      </w:r>
+      <w:proofErr w:type="spellStart"/>
+      <w:r>
+        <w:rPr>
+          <w:b/>
+          <w:bCs/>
+        </w:rPr>
+        <w:t>Supabase</w:t>
+      </w:r>
+      <w:proofErr w:type="spellEnd"/>
+      <w:r>
+        <w:rPr>
+          <w:b/>
+          <w:bCs/>
+        </w:rPr>
+        <w:t xml:space="preserve"> Pro upgrade with automatic backups, FNA versioning (Lock Final Version + Version History buttons), and fixed the URI Too Long bug in the CRM (URL now uses </w:t>
+      </w:r>
+      <w:proofErr w:type="spellStart"/>
+      <w:r>
+        <w:rPr>
+          <w:b/>
+          <w:bCs/>
+        </w:rPr>
+        <w:t>localStorage</w:t>
+      </w:r>
+      <w:proofErr w:type="spellEnd"/>
+      <w:r>
+        <w:rPr>
+          <w:b/>
+          <w:bCs/>
+        </w:rPr>
+        <w:t xml:space="preserve"> for policies). All live and working.</w:t>
+      </w:r>
+    </w:p>
+    <w:p/>
     <w:sectPr>
       <w:pgSz w:w="11906" w:h="16838"/>
       <w:pgMar w:top="1440" w:right="1440" w:bottom="1440" w:left="1440" w:header="708" w:footer="708" w:gutter="0"/>
@@ -620,7 +752,6 @@
   <w:style w:type="character" w:default="1" w:styleId="DefaultParagraphFont">
     <w:name w:val="Default Paragraph Font"/>
     <w:uiPriority w:val="1"/>
-    <w:semiHidden/>
     <w:unhideWhenUsed/>
   </w:style>
   <w:style w:type="table" w:default="1" w:styleId="TableNormal">

--- a/Project Instructions/FNA Project instructions/FNA project instructions.docx
+++ b/Project Instructions/FNA Project instructions/FNA project instructions.docx
@@ -98,6 +98,12 @@
       </w:r>
     </w:p>
     <w:p>
+      <w:pPr>
+        <w:rPr>
+          <w:b/>
+          <w:bCs/>
+        </w:rPr>
+      </w:pPr>
       <w:r>
         <w:rPr>
           <w:b/>
@@ -138,6 +144,629 @@
         <w:t xml:space="preserve"> for policies). All live and working.</w:t>
       </w:r>
     </w:p>
+    <w:p>
+      <w:pPr>
+        <w:rPr>
+          <w:b/>
+          <w:bCs/>
+        </w:rPr>
+      </w:pPr>
+    </w:p>
+    <w:p>
+      <w:pPr>
+        <w:rPr>
+          <w:b/>
+          <w:bCs/>
+        </w:rPr>
+      </w:pPr>
+    </w:p>
+    <w:p>
+      <w:pPr>
+        <w:rPr>
+          <w:b/>
+          <w:bCs/>
+        </w:rPr>
+      </w:pPr>
+    </w:p>
+    <w:p>
+      <w:pPr>
+        <w:rPr>
+          <w:b/>
+          <w:bCs/>
+        </w:rPr>
+      </w:pPr>
+    </w:p>
+    <w:p>
+      <w:pPr>
+        <w:rPr>
+          <w:b/>
+          <w:bCs/>
+        </w:rPr>
+      </w:pPr>
+    </w:p>
+    <w:p>
+      <w:r>
+        <w:rPr>
+          <w:b/>
+          <w:bCs/>
+        </w:rPr>
+        <w:lastRenderedPageBreak/>
+        <w:t>Continuing Duwalcoe Financial Consultants compliance system build.</w:t>
+      </w:r>
+    </w:p>
+    <w:p>
+      <w:r>
+        <w:rPr>
+          <w:b/>
+          <w:bCs/>
+        </w:rPr>
+        <w:t>Practice context:</w:t>
+      </w:r>
+      <w:r>
+        <w:t xml:space="preserve"> Clinton Hayes, FAIS adviser, FSP 9978, Hermanus South Africa. Wife works in same office, daughter Courtney works 2000km away. Single-file HTML CRM hosted on GitHub Pages (github.com/</w:t>
+      </w:r>
+      <w:proofErr w:type="spellStart"/>
+      <w:r>
+        <w:t>hayesfinancial</w:t>
+      </w:r>
+      <w:proofErr w:type="spellEnd"/>
+      <w:r>
+        <w:t xml:space="preserve">/Duwalcoe-Financial-Consultants), </w:t>
+      </w:r>
+      <w:proofErr w:type="spellStart"/>
+      <w:r>
+        <w:t>Supabase</w:t>
+      </w:r>
+      <w:proofErr w:type="spellEnd"/>
+      <w:r>
+        <w:t xml:space="preserve"> backend (project </w:t>
+      </w:r>
+      <w:proofErr w:type="spellStart"/>
+      <w:r>
+        <w:t>ayyexuwxaghzljykslxr</w:t>
+      </w:r>
+      <w:proofErr w:type="spellEnd"/>
+      <w:r>
+        <w:t>, Pro plan with daily backups). Fonts DM Serif Display / DM Sans. Colours navy #0e413a, gold #a8b938.</w:t>
+      </w:r>
+    </w:p>
+    <w:p>
+      <w:r>
+        <w:rPr>
+          <w:b/>
+          <w:bCs/>
+        </w:rPr>
+        <w:t>What's deployed and working:</w:t>
+      </w:r>
+    </w:p>
+    <w:p>
+      <w:pPr>
+        <w:numPr>
+          <w:ilvl w:val="0"/>
+          <w:numId w:val="1"/>
+        </w:numPr>
+      </w:pPr>
+      <w:proofErr w:type="spellStart"/>
+      <w:r>
+        <w:t>Supabase</w:t>
+      </w:r>
+      <w:proofErr w:type="spellEnd"/>
+      <w:r>
+        <w:t xml:space="preserve"> Pro with daily auto-backups</w:t>
+      </w:r>
+    </w:p>
+    <w:p>
+      <w:pPr>
+        <w:numPr>
+          <w:ilvl w:val="0"/>
+          <w:numId w:val="1"/>
+        </w:numPr>
+      </w:pPr>
+      <w:r>
+        <w:t>FNA versioning (Lock Final Version + Version History)</w:t>
+      </w:r>
+    </w:p>
+    <w:p>
+      <w:pPr>
+        <w:numPr>
+          <w:ilvl w:val="0"/>
+          <w:numId w:val="1"/>
+        </w:numPr>
+      </w:pPr>
+      <w:r>
+        <w:t xml:space="preserve">URL Too Long bug fix (FNA uses </w:t>
+      </w:r>
+      <w:proofErr w:type="spellStart"/>
+      <w:r>
+        <w:t>localStorage</w:t>
+      </w:r>
+      <w:proofErr w:type="spellEnd"/>
+      <w:r>
+        <w:t xml:space="preserve"> key </w:t>
+      </w:r>
+      <w:proofErr w:type="spellStart"/>
+      <w:r>
+        <w:t>du_fna_pols</w:t>
+      </w:r>
+      <w:proofErr w:type="spellEnd"/>
+      <w:r>
+        <w:t xml:space="preserve"> not URL params)</w:t>
+      </w:r>
+    </w:p>
+    <w:p>
+      <w:pPr>
+        <w:numPr>
+          <w:ilvl w:val="0"/>
+          <w:numId w:val="1"/>
+        </w:numPr>
+      </w:pPr>
+      <w:r>
+        <w:t xml:space="preserve">Client Documents tab — </w:t>
+      </w:r>
+      <w:r>
+        <w:rPr>
+          <w:b/>
+          <w:bCs/>
+        </w:rPr>
+        <w:t>deployed</w:t>
+      </w:r>
+      <w:r>
+        <w:t xml:space="preserve"> with original FICA/Compliance/Agreements catalogue</w:t>
+      </w:r>
+    </w:p>
+    <w:p>
+      <w:r>
+        <w:rPr>
+          <w:b/>
+          <w:bCs/>
+        </w:rPr>
+        <w:t>What's built but not yet deployed (files sitting locally):</w:t>
+      </w:r>
+    </w:p>
+    <w:p>
+      <w:pPr>
+        <w:numPr>
+          <w:ilvl w:val="0"/>
+          <w:numId w:val="2"/>
+        </w:numPr>
+      </w:pPr>
+      <w:r>
+        <w:t xml:space="preserve">Phase 3 — Work Events tab (3 new tables: </w:t>
+      </w:r>
+      <w:proofErr w:type="spellStart"/>
+      <w:r>
+        <w:t>work_events</w:t>
+      </w:r>
+      <w:proofErr w:type="spellEnd"/>
+      <w:r>
+        <w:t xml:space="preserve">, </w:t>
+      </w:r>
+      <w:proofErr w:type="spellStart"/>
+      <w:r>
+        <w:t>work_event_policies</w:t>
+      </w:r>
+      <w:proofErr w:type="spellEnd"/>
+      <w:r>
+        <w:t xml:space="preserve">, </w:t>
+      </w:r>
+      <w:proofErr w:type="spellStart"/>
+      <w:r>
+        <w:t>work_event_documents</w:t>
+      </w:r>
+      <w:proofErr w:type="spellEnd"/>
+      <w:r>
+        <w:t>)</w:t>
+      </w:r>
+    </w:p>
+    <w:p>
+      <w:pPr>
+        <w:numPr>
+          <w:ilvl w:val="0"/>
+          <w:numId w:val="2"/>
+        </w:numPr>
+      </w:pPr>
+      <w:r>
+        <w:t xml:space="preserve">Phase 3B — Wife's simplification: Client Documents reduced to ID/LOI/Will/Correspondence only; all FICA docs moved into each Work Event checklist; Applicable/N/A toggle per checklist item (1 new table: </w:t>
+      </w:r>
+      <w:proofErr w:type="spellStart"/>
+      <w:r>
+        <w:t>work_event_checklist_na</w:t>
+      </w:r>
+      <w:proofErr w:type="spellEnd"/>
+      <w:r>
+        <w:t>)</w:t>
+      </w:r>
+    </w:p>
+    <w:p>
+      <w:r>
+        <w:rPr>
+          <w:b/>
+          <w:bCs/>
+        </w:rPr>
+        <w:t>Current working files to attach this session:</w:t>
+      </w:r>
+    </w:p>
+    <w:p>
+      <w:pPr>
+        <w:numPr>
+          <w:ilvl w:val="0"/>
+          <w:numId w:val="3"/>
+        </w:numPr>
+      </w:pPr>
+      <w:r>
+        <w:t>Current fna.html (has versioning)</w:t>
+      </w:r>
+    </w:p>
+    <w:p>
+      <w:pPr>
+        <w:numPr>
+          <w:ilvl w:val="0"/>
+          <w:numId w:val="3"/>
+        </w:numPr>
+      </w:pPr>
+      <w:r>
+        <w:t>Current index.html from my outputs (has Phase 3 + 3B code merged)</w:t>
+      </w:r>
+    </w:p>
+    <w:p>
+      <w:pPr>
+        <w:numPr>
+          <w:ilvl w:val="0"/>
+          <w:numId w:val="3"/>
+        </w:numPr>
+      </w:pPr>
+      <w:r>
+        <w:t>Duwalcoe_Compliance_System_Spec_v1.1.pdf (spec; v1.2 pending — needs wife's simplification documented)</w:t>
+      </w:r>
+    </w:p>
+    <w:p>
+      <w:r>
+        <w:rPr>
+          <w:b/>
+          <w:bCs/>
+        </w:rPr>
+        <w:t>Pending deployment steps for me:</w:t>
+      </w:r>
+    </w:p>
+    <w:p>
+      <w:pPr>
+        <w:numPr>
+          <w:ilvl w:val="0"/>
+          <w:numId w:val="4"/>
+        </w:numPr>
+      </w:pPr>
+      <w:r>
+        <w:t xml:space="preserve">Run Phase 3 SQL on </w:t>
+      </w:r>
+      <w:proofErr w:type="spellStart"/>
+      <w:r>
+        <w:t>Supabase</w:t>
+      </w:r>
+      <w:proofErr w:type="spellEnd"/>
+      <w:r>
+        <w:t xml:space="preserve"> (3 tables)</w:t>
+      </w:r>
+    </w:p>
+    <w:p>
+      <w:pPr>
+        <w:numPr>
+          <w:ilvl w:val="0"/>
+          <w:numId w:val="4"/>
+        </w:numPr>
+      </w:pPr>
+      <w:r>
+        <w:t xml:space="preserve">Run Phase 3B SQL on </w:t>
+      </w:r>
+      <w:proofErr w:type="spellStart"/>
+      <w:r>
+        <w:t>Supabase</w:t>
+      </w:r>
+      <w:proofErr w:type="spellEnd"/>
+      <w:r>
+        <w:t xml:space="preserve"> (1 table — </w:t>
+      </w:r>
+      <w:proofErr w:type="spellStart"/>
+      <w:r>
+        <w:t>work_event_checklist_na</w:t>
+      </w:r>
+      <w:proofErr w:type="spellEnd"/>
+      <w:r>
+        <w:t>)</w:t>
+      </w:r>
+    </w:p>
+    <w:p>
+      <w:pPr>
+        <w:numPr>
+          <w:ilvl w:val="0"/>
+          <w:numId w:val="4"/>
+        </w:numPr>
+      </w:pPr>
+      <w:r>
+        <w:t>Upload new index.html to GitHub (contains Phase 3 + 3B code together)</w:t>
+      </w:r>
+    </w:p>
+    <w:p>
+      <w:r>
+        <w:rPr>
+          <w:b/>
+          <w:bCs/>
+        </w:rPr>
+        <w:t>Pending work for future sessions:</w:t>
+      </w:r>
+    </w:p>
+    <w:p>
+      <w:pPr>
+        <w:numPr>
+          <w:ilvl w:val="0"/>
+          <w:numId w:val="5"/>
+        </w:numPr>
+      </w:pPr>
+      <w:r>
+        <w:t>Update spec to v1.2 (document wife's simplification)</w:t>
+      </w:r>
+    </w:p>
+    <w:p>
+      <w:pPr>
+        <w:numPr>
+          <w:ilvl w:val="0"/>
+          <w:numId w:val="5"/>
+        </w:numPr>
+      </w:pPr>
+      <w:r>
+        <w:t>LA growth/IRR overwrite bug (Stated IRR clobbers Growth Rate on save)</w:t>
+      </w:r>
+    </w:p>
+    <w:p>
+      <w:pPr>
+        <w:numPr>
+          <w:ilvl w:val="0"/>
+          <w:numId w:val="5"/>
+        </w:numPr>
+      </w:pPr>
+      <w:r>
+        <w:lastRenderedPageBreak/>
+        <w:t>Delete client button</w:t>
+      </w:r>
+    </w:p>
+    <w:p>
+      <w:pPr>
+        <w:numPr>
+          <w:ilvl w:val="0"/>
+          <w:numId w:val="5"/>
+        </w:numPr>
+      </w:pPr>
+      <w:r>
+        <w:t>Edit Event functionality (currently delete + recreate)</w:t>
+      </w:r>
+    </w:p>
+    <w:p>
+      <w:pPr>
+        <w:numPr>
+          <w:ilvl w:val="0"/>
+          <w:numId w:val="5"/>
+        </w:numPr>
+      </w:pPr>
+      <w:r>
+        <w:t>"Client acted against recommendation" user toggle (DB supports, UI not built)</w:t>
+      </w:r>
+    </w:p>
+    <w:p>
+      <w:pPr>
+        <w:numPr>
+          <w:ilvl w:val="0"/>
+          <w:numId w:val="5"/>
+        </w:numPr>
+      </w:pPr>
+      <w:r>
+        <w:t>"Triggered by previous event" linking (review → new case)</w:t>
+      </w:r>
+    </w:p>
+    <w:p>
+      <w:pPr>
+        <w:numPr>
+          <w:ilvl w:val="0"/>
+          <w:numId w:val="5"/>
+        </w:numPr>
+      </w:pPr>
+      <w:r>
+        <w:t>Client review frequency + next review due date auto-logic</w:t>
+      </w:r>
+    </w:p>
+    <w:p>
+      <w:pPr>
+        <w:numPr>
+          <w:ilvl w:val="0"/>
+          <w:numId w:val="5"/>
+        </w:numPr>
+      </w:pPr>
+      <w:r>
+        <w:t xml:space="preserve">Batch-update modal for </w:t>
+      </w:r>
+      <w:proofErr w:type="spellStart"/>
+      <w:r>
+        <w:t>ReviewFreqMonths</w:t>
+      </w:r>
+      <w:proofErr w:type="spellEnd"/>
+      <w:r>
+        <w:t xml:space="preserve"> across ~78 policies</w:t>
+      </w:r>
+    </w:p>
+    <w:p>
+      <w:pPr>
+        <w:numPr>
+          <w:ilvl w:val="0"/>
+          <w:numId w:val="5"/>
+        </w:numPr>
+      </w:pPr>
+      <w:r>
+        <w:t>Compliance officer login (separate from shared PIN, Choice A was picked)</w:t>
+      </w:r>
+    </w:p>
+    <w:p>
+      <w:pPr>
+        <w:numPr>
+          <w:ilvl w:val="0"/>
+          <w:numId w:val="5"/>
+        </w:numPr>
+      </w:pPr>
+      <w:r>
+        <w:t xml:space="preserve">Address </w:t>
+      </w:r>
+      <w:proofErr w:type="spellStart"/>
+      <w:r>
+        <w:t>Supabase</w:t>
+      </w:r>
+      <w:proofErr w:type="spellEnd"/>
+      <w:r>
+        <w:t xml:space="preserve"> master password visible in HTML (security hardening)</w:t>
+      </w:r>
+    </w:p>
+    <w:p>
+      <w:pPr>
+        <w:numPr>
+          <w:ilvl w:val="0"/>
+          <w:numId w:val="5"/>
+        </w:numPr>
+      </w:pPr>
+      <w:r>
+        <w:t>Phase 4: Policy-level documents (contracts, underwriting archives)</w:t>
+      </w:r>
+    </w:p>
+    <w:p>
+      <w:pPr>
+        <w:numPr>
+          <w:ilvl w:val="0"/>
+          <w:numId w:val="5"/>
+        </w:numPr>
+      </w:pPr>
+      <w:r>
+        <w:t>Phase 5: Compliance dashboard + compliance officer read-only view</w:t>
+      </w:r>
+    </w:p>
+    <w:p>
+      <w:r>
+        <w:rPr>
+          <w:b/>
+          <w:bCs/>
+        </w:rPr>
+        <w:t>Working style:</w:t>
+      </w:r>
+      <w:r>
+        <w:t xml:space="preserve"> Minimum-change targeted fixes only. Read uploaded files before changing anything. No guessing. No stacked questions — ask one at a time, wait for answer. Research legislation before building financial calculations. Server-first saves (compliance requirement). Direct communication, no preamble, no over-explanation.</w:t>
+      </w:r>
+    </w:p>
+    <w:p>
+      <w:r>
+        <w:rPr>
+          <w:b/>
+          <w:bCs/>
+        </w:rPr>
+        <w:t>Known architectural rules:</w:t>
+      </w:r>
+    </w:p>
+    <w:p>
+      <w:pPr>
+        <w:numPr>
+          <w:ilvl w:val="0"/>
+          <w:numId w:val="6"/>
+        </w:numPr>
+      </w:pPr>
+      <w:r>
+        <w:t>ROA and CAR are the same document — we use "ROA" only</w:t>
+      </w:r>
+    </w:p>
+    <w:p>
+      <w:pPr>
+        <w:numPr>
+          <w:ilvl w:val="0"/>
+          <w:numId w:val="6"/>
+        </w:numPr>
+      </w:pPr>
+      <w:r>
+        <w:t>CSA is per-case (not per-relationship)</w:t>
+      </w:r>
+    </w:p>
+    <w:p>
+      <w:pPr>
+        <w:numPr>
+          <w:ilvl w:val="0"/>
+          <w:numId w:val="6"/>
+        </w:numPr>
+      </w:pPr>
+      <w:r>
+        <w:t>LOI is per-relationship (stays at client level)</w:t>
+      </w:r>
+    </w:p>
+    <w:p>
+      <w:pPr>
+        <w:numPr>
+          <w:ilvl w:val="0"/>
+          <w:numId w:val="6"/>
+        </w:numPr>
+      </w:pPr>
+      <w:r>
+        <w:t>Every new business case needs fresh FICA, TFS, Risk Assessment per case (wife's rule)</w:t>
+      </w:r>
+    </w:p>
+    <w:p>
+      <w:pPr>
+        <w:numPr>
+          <w:ilvl w:val="0"/>
+          <w:numId w:val="6"/>
+        </w:numPr>
+      </w:pPr>
+      <w:proofErr w:type="spellStart"/>
+      <w:r>
+        <w:t>sbFetch</w:t>
+      </w:r>
+      <w:proofErr w:type="spellEnd"/>
+      <w:r>
+        <w:t>() must read response as text before JSON parse (201 empty body issue)</w:t>
+      </w:r>
+    </w:p>
+    <w:p>
+      <w:pPr>
+        <w:numPr>
+          <w:ilvl w:val="0"/>
+          <w:numId w:val="6"/>
+        </w:numPr>
+      </w:pPr>
+      <w:proofErr w:type="spellStart"/>
+      <w:r>
+        <w:t>Supabase</w:t>
+      </w:r>
+      <w:proofErr w:type="spellEnd"/>
+      <w:r>
+        <w:t xml:space="preserve"> POST </w:t>
+      </w:r>
+      <w:proofErr w:type="spellStart"/>
+      <w:r>
+        <w:t>upserts</w:t>
+      </w:r>
+      <w:proofErr w:type="spellEnd"/>
+      <w:r>
+        <w:t xml:space="preserve"> need ?</w:t>
+      </w:r>
+      <w:proofErr w:type="spellStart"/>
+      <w:r>
+        <w:t>on_conflict</w:t>
+      </w:r>
+      <w:proofErr w:type="spellEnd"/>
+      <w:r>
+        <w:t>=</w:t>
+      </w:r>
+      <w:proofErr w:type="spellStart"/>
+      <w:r>
+        <w:t>ColumnName</w:t>
+      </w:r>
+      <w:proofErr w:type="spellEnd"/>
+    </w:p>
+    <w:p>
+      <w:r>
+        <w:t>Ready to continue — please confirm you have the files and tell me the next step you'd like me to take.</w:t>
+      </w:r>
+    </w:p>
+    <w:p/>
     <w:p/>
     <w:sectPr>
       <w:pgSz w:w="11906" w:h="16838"/>
@@ -147,6 +776,887 @@
     </w:sectPr>
   </w:body>
 </w:document>
+</file>
+
+<file path=word/numbering.xml><?xml version="1.0" encoding="utf-8"?>
+<w:numbering xmlns:wpc="http://schemas.microsoft.com/office/word/2010/wordprocessingCanvas" xmlns:cx="http://schemas.microsoft.com/office/drawing/2014/chartex" xmlns:cx1="http://schemas.microsoft.com/office/drawing/2015/9/8/chartex" xmlns:cx2="http://schemas.microsoft.com/office/drawing/2015/10/21/chartex" xmlns:cx3="http://schemas.microsoft.com/office/drawing/2016/5/9/chartex" xmlns:cx4="http://schemas.microsoft.com/office/drawing/2016/5/10/chartex" xmlns:cx5="http://schemas.microsoft.com/office/drawing/2016/5/11/chartex" xmlns:cx6="http://schemas.microsoft.com/office/drawing/2016/5/12/chartex" xmlns:cx7="http://schemas.microsoft.com/office/drawing/2016/5/13/chartex" xmlns:cx8="http://schemas.microsoft.com/office/drawing/2016/5/14/chartex" xmlns:mc="http://schemas.openxmlformats.org/markup-compatibility/2006" xmlns:aink="http://schemas.microsoft.com/office/drawing/2016/ink" xmlns:am3d="http://schemas.microsoft.com/office/drawing/2017/model3d" xmlns:o="urn:schemas-microsoft-com:office:office" xmlns:oel="http://schemas.microsoft.com/office/2019/extlst" xmlns:r="http://schemas.openxmlformats.org/officeDocument/2006/relationships" xmlns:m="http://schemas.openxmlformats.org/officeDocument/2006/math" xmlns:v="urn:schemas-microsoft-com:vml" xmlns:wp14="http://schemas.microsoft.com/office/word/2010/wordprocessingDrawing" xmlns:wp="http://schemas.openxmlformats.org/drawingml/2006/wordprocessingDrawing" xmlns:w10="urn:schemas-microsoft-com:office:word" xmlns:w="http://schemas.openxmlformats.org/wordprocessingml/2006/main" xmlns:w14="http://schemas.microsoft.com/office/word/2010/wordml" xmlns:w15="http://schemas.microsoft.com/office/word/2012/wordml" xmlns:w16cex="http://schemas.microsoft.com/office/word/2018/wordml/cex" xmlns:w16cid="http://schemas.microsoft.com/office/word/2016/wordml/cid" xmlns:w16="http://schemas.microsoft.com/office/word/2018/wordml" xmlns:w16du="http://schemas.microsoft.com/office/word/2023/wordml/word16du" xmlns:w16sdtdh="http://schemas.microsoft.com/office/word/2020/wordml/sdtdatahash" xmlns:w16sdtfl="http://schemas.microsoft.com/office/word/2024/wordml/sdtformatlock" xmlns:w16se="http://schemas.microsoft.com/office/word/2015/wordml/symex" xmlns:wpg="http://schemas.microsoft.com/office/word/2010/wordprocessingGroup" xmlns:wpi="http://schemas.microsoft.com/office/word/2010/wordprocessingInk" xmlns:wne="http://schemas.microsoft.com/office/word/2006/wordml" xmlns:wps="http://schemas.microsoft.com/office/word/2010/wordprocessingShape" mc:Ignorable="w14 w15 w16se w16cid w16 w16cex w16sdtdh w16sdtfl w16du wp14">
+  <w:abstractNum w:abstractNumId="0" w15:restartNumberingAfterBreak="0">
+    <w:nsid w:val="18AE096F"/>
+    <w:multiLevelType w:val="multilevel"/>
+    <w:tmpl w:val="40B0F4EC"/>
+    <w:lvl w:ilvl="0">
+      <w:start w:val="1"/>
+      <w:numFmt w:val="bullet"/>
+      <w:lvlText w:val=""/>
+      <w:lvlJc w:val="left"/>
+      <w:pPr>
+        <w:tabs>
+          <w:tab w:val="num" w:pos="720"/>
+        </w:tabs>
+        <w:ind w:left="720" w:hanging="360"/>
+      </w:pPr>
+      <w:rPr>
+        <w:rFonts w:ascii="Symbol" w:hAnsi="Symbol" w:hint="default"/>
+        <w:sz w:val="20"/>
+      </w:rPr>
+    </w:lvl>
+    <w:lvl w:ilvl="1" w:tentative="1">
+      <w:start w:val="1"/>
+      <w:numFmt w:val="bullet"/>
+      <w:lvlText w:val="o"/>
+      <w:lvlJc w:val="left"/>
+      <w:pPr>
+        <w:tabs>
+          <w:tab w:val="num" w:pos="1440"/>
+        </w:tabs>
+        <w:ind w:left="1440" w:hanging="360"/>
+      </w:pPr>
+      <w:rPr>
+        <w:rFonts w:ascii="Courier New" w:hAnsi="Courier New" w:hint="default"/>
+        <w:sz w:val="20"/>
+      </w:rPr>
+    </w:lvl>
+    <w:lvl w:ilvl="2" w:tentative="1">
+      <w:start w:val="1"/>
+      <w:numFmt w:val="bullet"/>
+      <w:lvlText w:val=""/>
+      <w:lvlJc w:val="left"/>
+      <w:pPr>
+        <w:tabs>
+          <w:tab w:val="num" w:pos="2160"/>
+        </w:tabs>
+        <w:ind w:left="2160" w:hanging="360"/>
+      </w:pPr>
+      <w:rPr>
+        <w:rFonts w:ascii="Wingdings" w:hAnsi="Wingdings" w:hint="default"/>
+        <w:sz w:val="20"/>
+      </w:rPr>
+    </w:lvl>
+    <w:lvl w:ilvl="3" w:tentative="1">
+      <w:start w:val="1"/>
+      <w:numFmt w:val="bullet"/>
+      <w:lvlText w:val=""/>
+      <w:lvlJc w:val="left"/>
+      <w:pPr>
+        <w:tabs>
+          <w:tab w:val="num" w:pos="2880"/>
+        </w:tabs>
+        <w:ind w:left="2880" w:hanging="360"/>
+      </w:pPr>
+      <w:rPr>
+        <w:rFonts w:ascii="Wingdings" w:hAnsi="Wingdings" w:hint="default"/>
+        <w:sz w:val="20"/>
+      </w:rPr>
+    </w:lvl>
+    <w:lvl w:ilvl="4" w:tentative="1">
+      <w:start w:val="1"/>
+      <w:numFmt w:val="bullet"/>
+      <w:lvlText w:val=""/>
+      <w:lvlJc w:val="left"/>
+      <w:pPr>
+        <w:tabs>
+          <w:tab w:val="num" w:pos="3600"/>
+        </w:tabs>
+        <w:ind w:left="3600" w:hanging="360"/>
+      </w:pPr>
+      <w:rPr>
+        <w:rFonts w:ascii="Wingdings" w:hAnsi="Wingdings" w:hint="default"/>
+        <w:sz w:val="20"/>
+      </w:rPr>
+    </w:lvl>
+    <w:lvl w:ilvl="5" w:tentative="1">
+      <w:start w:val="1"/>
+      <w:numFmt w:val="bullet"/>
+      <w:lvlText w:val=""/>
+      <w:lvlJc w:val="left"/>
+      <w:pPr>
+        <w:tabs>
+          <w:tab w:val="num" w:pos="4320"/>
+        </w:tabs>
+        <w:ind w:left="4320" w:hanging="360"/>
+      </w:pPr>
+      <w:rPr>
+        <w:rFonts w:ascii="Wingdings" w:hAnsi="Wingdings" w:hint="default"/>
+        <w:sz w:val="20"/>
+      </w:rPr>
+    </w:lvl>
+    <w:lvl w:ilvl="6" w:tentative="1">
+      <w:start w:val="1"/>
+      <w:numFmt w:val="bullet"/>
+      <w:lvlText w:val=""/>
+      <w:lvlJc w:val="left"/>
+      <w:pPr>
+        <w:tabs>
+          <w:tab w:val="num" w:pos="5040"/>
+        </w:tabs>
+        <w:ind w:left="5040" w:hanging="360"/>
+      </w:pPr>
+      <w:rPr>
+        <w:rFonts w:ascii="Wingdings" w:hAnsi="Wingdings" w:hint="default"/>
+        <w:sz w:val="20"/>
+      </w:rPr>
+    </w:lvl>
+    <w:lvl w:ilvl="7" w:tentative="1">
+      <w:start w:val="1"/>
+      <w:numFmt w:val="bullet"/>
+      <w:lvlText w:val=""/>
+      <w:lvlJc w:val="left"/>
+      <w:pPr>
+        <w:tabs>
+          <w:tab w:val="num" w:pos="5760"/>
+        </w:tabs>
+        <w:ind w:left="5760" w:hanging="360"/>
+      </w:pPr>
+      <w:rPr>
+        <w:rFonts w:ascii="Wingdings" w:hAnsi="Wingdings" w:hint="default"/>
+        <w:sz w:val="20"/>
+      </w:rPr>
+    </w:lvl>
+    <w:lvl w:ilvl="8" w:tentative="1">
+      <w:start w:val="1"/>
+      <w:numFmt w:val="bullet"/>
+      <w:lvlText w:val=""/>
+      <w:lvlJc w:val="left"/>
+      <w:pPr>
+        <w:tabs>
+          <w:tab w:val="num" w:pos="6480"/>
+        </w:tabs>
+        <w:ind w:left="6480" w:hanging="360"/>
+      </w:pPr>
+      <w:rPr>
+        <w:rFonts w:ascii="Wingdings" w:hAnsi="Wingdings" w:hint="default"/>
+        <w:sz w:val="20"/>
+      </w:rPr>
+    </w:lvl>
+  </w:abstractNum>
+  <w:abstractNum w:abstractNumId="1" w15:restartNumberingAfterBreak="0">
+    <w:nsid w:val="34E72F2C"/>
+    <w:multiLevelType w:val="multilevel"/>
+    <w:tmpl w:val="C570FDCE"/>
+    <w:lvl w:ilvl="0">
+      <w:start w:val="1"/>
+      <w:numFmt w:val="decimal"/>
+      <w:lvlText w:val="%1."/>
+      <w:lvlJc w:val="left"/>
+      <w:pPr>
+        <w:tabs>
+          <w:tab w:val="num" w:pos="720"/>
+        </w:tabs>
+        <w:ind w:left="720" w:hanging="360"/>
+      </w:pPr>
+    </w:lvl>
+    <w:lvl w:ilvl="1" w:tentative="1">
+      <w:start w:val="1"/>
+      <w:numFmt w:val="decimal"/>
+      <w:lvlText w:val="%2."/>
+      <w:lvlJc w:val="left"/>
+      <w:pPr>
+        <w:tabs>
+          <w:tab w:val="num" w:pos="1440"/>
+        </w:tabs>
+        <w:ind w:left="1440" w:hanging="360"/>
+      </w:pPr>
+    </w:lvl>
+    <w:lvl w:ilvl="2" w:tentative="1">
+      <w:start w:val="1"/>
+      <w:numFmt w:val="decimal"/>
+      <w:lvlText w:val="%3."/>
+      <w:lvlJc w:val="left"/>
+      <w:pPr>
+        <w:tabs>
+          <w:tab w:val="num" w:pos="2160"/>
+        </w:tabs>
+        <w:ind w:left="2160" w:hanging="360"/>
+      </w:pPr>
+    </w:lvl>
+    <w:lvl w:ilvl="3" w:tentative="1">
+      <w:start w:val="1"/>
+      <w:numFmt w:val="decimal"/>
+      <w:lvlText w:val="%4."/>
+      <w:lvlJc w:val="left"/>
+      <w:pPr>
+        <w:tabs>
+          <w:tab w:val="num" w:pos="2880"/>
+        </w:tabs>
+        <w:ind w:left="2880" w:hanging="360"/>
+      </w:pPr>
+    </w:lvl>
+    <w:lvl w:ilvl="4" w:tentative="1">
+      <w:start w:val="1"/>
+      <w:numFmt w:val="decimal"/>
+      <w:lvlText w:val="%5."/>
+      <w:lvlJc w:val="left"/>
+      <w:pPr>
+        <w:tabs>
+          <w:tab w:val="num" w:pos="3600"/>
+        </w:tabs>
+        <w:ind w:left="3600" w:hanging="360"/>
+      </w:pPr>
+    </w:lvl>
+    <w:lvl w:ilvl="5" w:tentative="1">
+      <w:start w:val="1"/>
+      <w:numFmt w:val="decimal"/>
+      <w:lvlText w:val="%6."/>
+      <w:lvlJc w:val="left"/>
+      <w:pPr>
+        <w:tabs>
+          <w:tab w:val="num" w:pos="4320"/>
+        </w:tabs>
+        <w:ind w:left="4320" w:hanging="360"/>
+      </w:pPr>
+    </w:lvl>
+    <w:lvl w:ilvl="6" w:tentative="1">
+      <w:start w:val="1"/>
+      <w:numFmt w:val="decimal"/>
+      <w:lvlText w:val="%7."/>
+      <w:lvlJc w:val="left"/>
+      <w:pPr>
+        <w:tabs>
+          <w:tab w:val="num" w:pos="5040"/>
+        </w:tabs>
+        <w:ind w:left="5040" w:hanging="360"/>
+      </w:pPr>
+    </w:lvl>
+    <w:lvl w:ilvl="7" w:tentative="1">
+      <w:start w:val="1"/>
+      <w:numFmt w:val="decimal"/>
+      <w:lvlText w:val="%8."/>
+      <w:lvlJc w:val="left"/>
+      <w:pPr>
+        <w:tabs>
+          <w:tab w:val="num" w:pos="5760"/>
+        </w:tabs>
+        <w:ind w:left="5760" w:hanging="360"/>
+      </w:pPr>
+    </w:lvl>
+    <w:lvl w:ilvl="8" w:tentative="1">
+      <w:start w:val="1"/>
+      <w:numFmt w:val="decimal"/>
+      <w:lvlText w:val="%9."/>
+      <w:lvlJc w:val="left"/>
+      <w:pPr>
+        <w:tabs>
+          <w:tab w:val="num" w:pos="6480"/>
+        </w:tabs>
+        <w:ind w:left="6480" w:hanging="360"/>
+      </w:pPr>
+    </w:lvl>
+  </w:abstractNum>
+  <w:abstractNum w:abstractNumId="2" w15:restartNumberingAfterBreak="0">
+    <w:nsid w:val="424102DA"/>
+    <w:multiLevelType w:val="multilevel"/>
+    <w:tmpl w:val="16A639B4"/>
+    <w:lvl w:ilvl="0">
+      <w:start w:val="1"/>
+      <w:numFmt w:val="bullet"/>
+      <w:lvlText w:val=""/>
+      <w:lvlJc w:val="left"/>
+      <w:pPr>
+        <w:tabs>
+          <w:tab w:val="num" w:pos="720"/>
+        </w:tabs>
+        <w:ind w:left="720" w:hanging="360"/>
+      </w:pPr>
+      <w:rPr>
+        <w:rFonts w:ascii="Symbol" w:hAnsi="Symbol" w:hint="default"/>
+        <w:sz w:val="20"/>
+      </w:rPr>
+    </w:lvl>
+    <w:lvl w:ilvl="1" w:tentative="1">
+      <w:start w:val="1"/>
+      <w:numFmt w:val="bullet"/>
+      <w:lvlText w:val="o"/>
+      <w:lvlJc w:val="left"/>
+      <w:pPr>
+        <w:tabs>
+          <w:tab w:val="num" w:pos="1440"/>
+        </w:tabs>
+        <w:ind w:left="1440" w:hanging="360"/>
+      </w:pPr>
+      <w:rPr>
+        <w:rFonts w:ascii="Courier New" w:hAnsi="Courier New" w:hint="default"/>
+        <w:sz w:val="20"/>
+      </w:rPr>
+    </w:lvl>
+    <w:lvl w:ilvl="2" w:tentative="1">
+      <w:start w:val="1"/>
+      <w:numFmt w:val="bullet"/>
+      <w:lvlText w:val=""/>
+      <w:lvlJc w:val="left"/>
+      <w:pPr>
+        <w:tabs>
+          <w:tab w:val="num" w:pos="2160"/>
+        </w:tabs>
+        <w:ind w:left="2160" w:hanging="360"/>
+      </w:pPr>
+      <w:rPr>
+        <w:rFonts w:ascii="Wingdings" w:hAnsi="Wingdings" w:hint="default"/>
+        <w:sz w:val="20"/>
+      </w:rPr>
+    </w:lvl>
+    <w:lvl w:ilvl="3" w:tentative="1">
+      <w:start w:val="1"/>
+      <w:numFmt w:val="bullet"/>
+      <w:lvlText w:val=""/>
+      <w:lvlJc w:val="left"/>
+      <w:pPr>
+        <w:tabs>
+          <w:tab w:val="num" w:pos="2880"/>
+        </w:tabs>
+        <w:ind w:left="2880" w:hanging="360"/>
+      </w:pPr>
+      <w:rPr>
+        <w:rFonts w:ascii="Wingdings" w:hAnsi="Wingdings" w:hint="default"/>
+        <w:sz w:val="20"/>
+      </w:rPr>
+    </w:lvl>
+    <w:lvl w:ilvl="4" w:tentative="1">
+      <w:start w:val="1"/>
+      <w:numFmt w:val="bullet"/>
+      <w:lvlText w:val=""/>
+      <w:lvlJc w:val="left"/>
+      <w:pPr>
+        <w:tabs>
+          <w:tab w:val="num" w:pos="3600"/>
+        </w:tabs>
+        <w:ind w:left="3600" w:hanging="360"/>
+      </w:pPr>
+      <w:rPr>
+        <w:rFonts w:ascii="Wingdings" w:hAnsi="Wingdings" w:hint="default"/>
+        <w:sz w:val="20"/>
+      </w:rPr>
+    </w:lvl>
+    <w:lvl w:ilvl="5" w:tentative="1">
+      <w:start w:val="1"/>
+      <w:numFmt w:val="bullet"/>
+      <w:lvlText w:val=""/>
+      <w:lvlJc w:val="left"/>
+      <w:pPr>
+        <w:tabs>
+          <w:tab w:val="num" w:pos="4320"/>
+        </w:tabs>
+        <w:ind w:left="4320" w:hanging="360"/>
+      </w:pPr>
+      <w:rPr>
+        <w:rFonts w:ascii="Wingdings" w:hAnsi="Wingdings" w:hint="default"/>
+        <w:sz w:val="20"/>
+      </w:rPr>
+    </w:lvl>
+    <w:lvl w:ilvl="6" w:tentative="1">
+      <w:start w:val="1"/>
+      <w:numFmt w:val="bullet"/>
+      <w:lvlText w:val=""/>
+      <w:lvlJc w:val="left"/>
+      <w:pPr>
+        <w:tabs>
+          <w:tab w:val="num" w:pos="5040"/>
+        </w:tabs>
+        <w:ind w:left="5040" w:hanging="360"/>
+      </w:pPr>
+      <w:rPr>
+        <w:rFonts w:ascii="Wingdings" w:hAnsi="Wingdings" w:hint="default"/>
+        <w:sz w:val="20"/>
+      </w:rPr>
+    </w:lvl>
+    <w:lvl w:ilvl="7" w:tentative="1">
+      <w:start w:val="1"/>
+      <w:numFmt w:val="bullet"/>
+      <w:lvlText w:val=""/>
+      <w:lvlJc w:val="left"/>
+      <w:pPr>
+        <w:tabs>
+          <w:tab w:val="num" w:pos="5760"/>
+        </w:tabs>
+        <w:ind w:left="5760" w:hanging="360"/>
+      </w:pPr>
+      <w:rPr>
+        <w:rFonts w:ascii="Wingdings" w:hAnsi="Wingdings" w:hint="default"/>
+        <w:sz w:val="20"/>
+      </w:rPr>
+    </w:lvl>
+    <w:lvl w:ilvl="8" w:tentative="1">
+      <w:start w:val="1"/>
+      <w:numFmt w:val="bullet"/>
+      <w:lvlText w:val=""/>
+      <w:lvlJc w:val="left"/>
+      <w:pPr>
+        <w:tabs>
+          <w:tab w:val="num" w:pos="6480"/>
+        </w:tabs>
+        <w:ind w:left="6480" w:hanging="360"/>
+      </w:pPr>
+      <w:rPr>
+        <w:rFonts w:ascii="Wingdings" w:hAnsi="Wingdings" w:hint="default"/>
+        <w:sz w:val="20"/>
+      </w:rPr>
+    </w:lvl>
+  </w:abstractNum>
+  <w:abstractNum w:abstractNumId="3" w15:restartNumberingAfterBreak="0">
+    <w:nsid w:val="4C511341"/>
+    <w:multiLevelType w:val="multilevel"/>
+    <w:tmpl w:val="93162D4C"/>
+    <w:lvl w:ilvl="0">
+      <w:start w:val="1"/>
+      <w:numFmt w:val="bullet"/>
+      <w:lvlText w:val=""/>
+      <w:lvlJc w:val="left"/>
+      <w:pPr>
+        <w:tabs>
+          <w:tab w:val="num" w:pos="720"/>
+        </w:tabs>
+        <w:ind w:left="720" w:hanging="360"/>
+      </w:pPr>
+      <w:rPr>
+        <w:rFonts w:ascii="Symbol" w:hAnsi="Symbol" w:hint="default"/>
+        <w:sz w:val="20"/>
+      </w:rPr>
+    </w:lvl>
+    <w:lvl w:ilvl="1" w:tentative="1">
+      <w:start w:val="1"/>
+      <w:numFmt w:val="bullet"/>
+      <w:lvlText w:val="o"/>
+      <w:lvlJc w:val="left"/>
+      <w:pPr>
+        <w:tabs>
+          <w:tab w:val="num" w:pos="1440"/>
+        </w:tabs>
+        <w:ind w:left="1440" w:hanging="360"/>
+      </w:pPr>
+      <w:rPr>
+        <w:rFonts w:ascii="Courier New" w:hAnsi="Courier New" w:hint="default"/>
+        <w:sz w:val="20"/>
+      </w:rPr>
+    </w:lvl>
+    <w:lvl w:ilvl="2" w:tentative="1">
+      <w:start w:val="1"/>
+      <w:numFmt w:val="bullet"/>
+      <w:lvlText w:val=""/>
+      <w:lvlJc w:val="left"/>
+      <w:pPr>
+        <w:tabs>
+          <w:tab w:val="num" w:pos="2160"/>
+        </w:tabs>
+        <w:ind w:left="2160" w:hanging="360"/>
+      </w:pPr>
+      <w:rPr>
+        <w:rFonts w:ascii="Wingdings" w:hAnsi="Wingdings" w:hint="default"/>
+        <w:sz w:val="20"/>
+      </w:rPr>
+    </w:lvl>
+    <w:lvl w:ilvl="3" w:tentative="1">
+      <w:start w:val="1"/>
+      <w:numFmt w:val="bullet"/>
+      <w:lvlText w:val=""/>
+      <w:lvlJc w:val="left"/>
+      <w:pPr>
+        <w:tabs>
+          <w:tab w:val="num" w:pos="2880"/>
+        </w:tabs>
+        <w:ind w:left="2880" w:hanging="360"/>
+      </w:pPr>
+      <w:rPr>
+        <w:rFonts w:ascii="Wingdings" w:hAnsi="Wingdings" w:hint="default"/>
+        <w:sz w:val="20"/>
+      </w:rPr>
+    </w:lvl>
+    <w:lvl w:ilvl="4" w:tentative="1">
+      <w:start w:val="1"/>
+      <w:numFmt w:val="bullet"/>
+      <w:lvlText w:val=""/>
+      <w:lvlJc w:val="left"/>
+      <w:pPr>
+        <w:tabs>
+          <w:tab w:val="num" w:pos="3600"/>
+        </w:tabs>
+        <w:ind w:left="3600" w:hanging="360"/>
+      </w:pPr>
+      <w:rPr>
+        <w:rFonts w:ascii="Wingdings" w:hAnsi="Wingdings" w:hint="default"/>
+        <w:sz w:val="20"/>
+      </w:rPr>
+    </w:lvl>
+    <w:lvl w:ilvl="5" w:tentative="1">
+      <w:start w:val="1"/>
+      <w:numFmt w:val="bullet"/>
+      <w:lvlText w:val=""/>
+      <w:lvlJc w:val="left"/>
+      <w:pPr>
+        <w:tabs>
+          <w:tab w:val="num" w:pos="4320"/>
+        </w:tabs>
+        <w:ind w:left="4320" w:hanging="360"/>
+      </w:pPr>
+      <w:rPr>
+        <w:rFonts w:ascii="Wingdings" w:hAnsi="Wingdings" w:hint="default"/>
+        <w:sz w:val="20"/>
+      </w:rPr>
+    </w:lvl>
+    <w:lvl w:ilvl="6" w:tentative="1">
+      <w:start w:val="1"/>
+      <w:numFmt w:val="bullet"/>
+      <w:lvlText w:val=""/>
+      <w:lvlJc w:val="left"/>
+      <w:pPr>
+        <w:tabs>
+          <w:tab w:val="num" w:pos="5040"/>
+        </w:tabs>
+        <w:ind w:left="5040" w:hanging="360"/>
+      </w:pPr>
+      <w:rPr>
+        <w:rFonts w:ascii="Wingdings" w:hAnsi="Wingdings" w:hint="default"/>
+        <w:sz w:val="20"/>
+      </w:rPr>
+    </w:lvl>
+    <w:lvl w:ilvl="7" w:tentative="1">
+      <w:start w:val="1"/>
+      <w:numFmt w:val="bullet"/>
+      <w:lvlText w:val=""/>
+      <w:lvlJc w:val="left"/>
+      <w:pPr>
+        <w:tabs>
+          <w:tab w:val="num" w:pos="5760"/>
+        </w:tabs>
+        <w:ind w:left="5760" w:hanging="360"/>
+      </w:pPr>
+      <w:rPr>
+        <w:rFonts w:ascii="Wingdings" w:hAnsi="Wingdings" w:hint="default"/>
+        <w:sz w:val="20"/>
+      </w:rPr>
+    </w:lvl>
+    <w:lvl w:ilvl="8" w:tentative="1">
+      <w:start w:val="1"/>
+      <w:numFmt w:val="bullet"/>
+      <w:lvlText w:val=""/>
+      <w:lvlJc w:val="left"/>
+      <w:pPr>
+        <w:tabs>
+          <w:tab w:val="num" w:pos="6480"/>
+        </w:tabs>
+        <w:ind w:left="6480" w:hanging="360"/>
+      </w:pPr>
+      <w:rPr>
+        <w:rFonts w:ascii="Wingdings" w:hAnsi="Wingdings" w:hint="default"/>
+        <w:sz w:val="20"/>
+      </w:rPr>
+    </w:lvl>
+  </w:abstractNum>
+  <w:abstractNum w:abstractNumId="4" w15:restartNumberingAfterBreak="0">
+    <w:nsid w:val="61722849"/>
+    <w:multiLevelType w:val="multilevel"/>
+    <w:tmpl w:val="69B6E0B8"/>
+    <w:lvl w:ilvl="0">
+      <w:start w:val="1"/>
+      <w:numFmt w:val="bullet"/>
+      <w:lvlText w:val=""/>
+      <w:lvlJc w:val="left"/>
+      <w:pPr>
+        <w:tabs>
+          <w:tab w:val="num" w:pos="720"/>
+        </w:tabs>
+        <w:ind w:left="720" w:hanging="360"/>
+      </w:pPr>
+      <w:rPr>
+        <w:rFonts w:ascii="Symbol" w:hAnsi="Symbol" w:hint="default"/>
+        <w:sz w:val="20"/>
+      </w:rPr>
+    </w:lvl>
+    <w:lvl w:ilvl="1" w:tentative="1">
+      <w:start w:val="1"/>
+      <w:numFmt w:val="bullet"/>
+      <w:lvlText w:val="o"/>
+      <w:lvlJc w:val="left"/>
+      <w:pPr>
+        <w:tabs>
+          <w:tab w:val="num" w:pos="1440"/>
+        </w:tabs>
+        <w:ind w:left="1440" w:hanging="360"/>
+      </w:pPr>
+      <w:rPr>
+        <w:rFonts w:ascii="Courier New" w:hAnsi="Courier New" w:hint="default"/>
+        <w:sz w:val="20"/>
+      </w:rPr>
+    </w:lvl>
+    <w:lvl w:ilvl="2" w:tentative="1">
+      <w:start w:val="1"/>
+      <w:numFmt w:val="bullet"/>
+      <w:lvlText w:val=""/>
+      <w:lvlJc w:val="left"/>
+      <w:pPr>
+        <w:tabs>
+          <w:tab w:val="num" w:pos="2160"/>
+        </w:tabs>
+        <w:ind w:left="2160" w:hanging="360"/>
+      </w:pPr>
+      <w:rPr>
+        <w:rFonts w:ascii="Wingdings" w:hAnsi="Wingdings" w:hint="default"/>
+        <w:sz w:val="20"/>
+      </w:rPr>
+    </w:lvl>
+    <w:lvl w:ilvl="3" w:tentative="1">
+      <w:start w:val="1"/>
+      <w:numFmt w:val="bullet"/>
+      <w:lvlText w:val=""/>
+      <w:lvlJc w:val="left"/>
+      <w:pPr>
+        <w:tabs>
+          <w:tab w:val="num" w:pos="2880"/>
+        </w:tabs>
+        <w:ind w:left="2880" w:hanging="360"/>
+      </w:pPr>
+      <w:rPr>
+        <w:rFonts w:ascii="Wingdings" w:hAnsi="Wingdings" w:hint="default"/>
+        <w:sz w:val="20"/>
+      </w:rPr>
+    </w:lvl>
+    <w:lvl w:ilvl="4" w:tentative="1">
+      <w:start w:val="1"/>
+      <w:numFmt w:val="bullet"/>
+      <w:lvlText w:val=""/>
+      <w:lvlJc w:val="left"/>
+      <w:pPr>
+        <w:tabs>
+          <w:tab w:val="num" w:pos="3600"/>
+        </w:tabs>
+        <w:ind w:left="3600" w:hanging="360"/>
+      </w:pPr>
+      <w:rPr>
+        <w:rFonts w:ascii="Wingdings" w:hAnsi="Wingdings" w:hint="default"/>
+        <w:sz w:val="20"/>
+      </w:rPr>
+    </w:lvl>
+    <w:lvl w:ilvl="5" w:tentative="1">
+      <w:start w:val="1"/>
+      <w:numFmt w:val="bullet"/>
+      <w:lvlText w:val=""/>
+      <w:lvlJc w:val="left"/>
+      <w:pPr>
+        <w:tabs>
+          <w:tab w:val="num" w:pos="4320"/>
+        </w:tabs>
+        <w:ind w:left="4320" w:hanging="360"/>
+      </w:pPr>
+      <w:rPr>
+        <w:rFonts w:ascii="Wingdings" w:hAnsi="Wingdings" w:hint="default"/>
+        <w:sz w:val="20"/>
+      </w:rPr>
+    </w:lvl>
+    <w:lvl w:ilvl="6" w:tentative="1">
+      <w:start w:val="1"/>
+      <w:numFmt w:val="bullet"/>
+      <w:lvlText w:val=""/>
+      <w:lvlJc w:val="left"/>
+      <w:pPr>
+        <w:tabs>
+          <w:tab w:val="num" w:pos="5040"/>
+        </w:tabs>
+        <w:ind w:left="5040" w:hanging="360"/>
+      </w:pPr>
+      <w:rPr>
+        <w:rFonts w:ascii="Wingdings" w:hAnsi="Wingdings" w:hint="default"/>
+        <w:sz w:val="20"/>
+      </w:rPr>
+    </w:lvl>
+    <w:lvl w:ilvl="7" w:tentative="1">
+      <w:start w:val="1"/>
+      <w:numFmt w:val="bullet"/>
+      <w:lvlText w:val=""/>
+      <w:lvlJc w:val="left"/>
+      <w:pPr>
+        <w:tabs>
+          <w:tab w:val="num" w:pos="5760"/>
+        </w:tabs>
+        <w:ind w:left="5760" w:hanging="360"/>
+      </w:pPr>
+      <w:rPr>
+        <w:rFonts w:ascii="Wingdings" w:hAnsi="Wingdings" w:hint="default"/>
+        <w:sz w:val="20"/>
+      </w:rPr>
+    </w:lvl>
+    <w:lvl w:ilvl="8" w:tentative="1">
+      <w:start w:val="1"/>
+      <w:numFmt w:val="bullet"/>
+      <w:lvlText w:val=""/>
+      <w:lvlJc w:val="left"/>
+      <w:pPr>
+        <w:tabs>
+          <w:tab w:val="num" w:pos="6480"/>
+        </w:tabs>
+        <w:ind w:left="6480" w:hanging="360"/>
+      </w:pPr>
+      <w:rPr>
+        <w:rFonts w:ascii="Wingdings" w:hAnsi="Wingdings" w:hint="default"/>
+        <w:sz w:val="20"/>
+      </w:rPr>
+    </w:lvl>
+  </w:abstractNum>
+  <w:abstractNum w:abstractNumId="5" w15:restartNumberingAfterBreak="0">
+    <w:nsid w:val="7B3A35A4"/>
+    <w:multiLevelType w:val="multilevel"/>
+    <w:tmpl w:val="2934FE10"/>
+    <w:lvl w:ilvl="0">
+      <w:start w:val="1"/>
+      <w:numFmt w:val="bullet"/>
+      <w:lvlText w:val=""/>
+      <w:lvlJc w:val="left"/>
+      <w:pPr>
+        <w:tabs>
+          <w:tab w:val="num" w:pos="720"/>
+        </w:tabs>
+        <w:ind w:left="720" w:hanging="360"/>
+      </w:pPr>
+      <w:rPr>
+        <w:rFonts w:ascii="Symbol" w:hAnsi="Symbol" w:hint="default"/>
+        <w:sz w:val="20"/>
+      </w:rPr>
+    </w:lvl>
+    <w:lvl w:ilvl="1" w:tentative="1">
+      <w:start w:val="1"/>
+      <w:numFmt w:val="bullet"/>
+      <w:lvlText w:val="o"/>
+      <w:lvlJc w:val="left"/>
+      <w:pPr>
+        <w:tabs>
+          <w:tab w:val="num" w:pos="1440"/>
+        </w:tabs>
+        <w:ind w:left="1440" w:hanging="360"/>
+      </w:pPr>
+      <w:rPr>
+        <w:rFonts w:ascii="Courier New" w:hAnsi="Courier New" w:hint="default"/>
+        <w:sz w:val="20"/>
+      </w:rPr>
+    </w:lvl>
+    <w:lvl w:ilvl="2" w:tentative="1">
+      <w:start w:val="1"/>
+      <w:numFmt w:val="bullet"/>
+      <w:lvlText w:val=""/>
+      <w:lvlJc w:val="left"/>
+      <w:pPr>
+        <w:tabs>
+          <w:tab w:val="num" w:pos="2160"/>
+        </w:tabs>
+        <w:ind w:left="2160" w:hanging="360"/>
+      </w:pPr>
+      <w:rPr>
+        <w:rFonts w:ascii="Wingdings" w:hAnsi="Wingdings" w:hint="default"/>
+        <w:sz w:val="20"/>
+      </w:rPr>
+    </w:lvl>
+    <w:lvl w:ilvl="3" w:tentative="1">
+      <w:start w:val="1"/>
+      <w:numFmt w:val="bullet"/>
+      <w:lvlText w:val=""/>
+      <w:lvlJc w:val="left"/>
+      <w:pPr>
+        <w:tabs>
+          <w:tab w:val="num" w:pos="2880"/>
+        </w:tabs>
+        <w:ind w:left="2880" w:hanging="360"/>
+      </w:pPr>
+      <w:rPr>
+        <w:rFonts w:ascii="Wingdings" w:hAnsi="Wingdings" w:hint="default"/>
+        <w:sz w:val="20"/>
+      </w:rPr>
+    </w:lvl>
+    <w:lvl w:ilvl="4" w:tentative="1">
+      <w:start w:val="1"/>
+      <w:numFmt w:val="bullet"/>
+      <w:lvlText w:val=""/>
+      <w:lvlJc w:val="left"/>
+      <w:pPr>
+        <w:tabs>
+          <w:tab w:val="num" w:pos="3600"/>
+        </w:tabs>
+        <w:ind w:left="3600" w:hanging="360"/>
+      </w:pPr>
+      <w:rPr>
+        <w:rFonts w:ascii="Wingdings" w:hAnsi="Wingdings" w:hint="default"/>
+        <w:sz w:val="20"/>
+      </w:rPr>
+    </w:lvl>
+    <w:lvl w:ilvl="5" w:tentative="1">
+      <w:start w:val="1"/>
+      <w:numFmt w:val="bullet"/>
+      <w:lvlText w:val=""/>
+      <w:lvlJc w:val="left"/>
+      <w:pPr>
+        <w:tabs>
+          <w:tab w:val="num" w:pos="4320"/>
+        </w:tabs>
+        <w:ind w:left="4320" w:hanging="360"/>
+      </w:pPr>
+      <w:rPr>
+        <w:rFonts w:ascii="Wingdings" w:hAnsi="Wingdings" w:hint="default"/>
+        <w:sz w:val="20"/>
+      </w:rPr>
+    </w:lvl>
+    <w:lvl w:ilvl="6" w:tentative="1">
+      <w:start w:val="1"/>
+      <w:numFmt w:val="bullet"/>
+      <w:lvlText w:val=""/>
+      <w:lvlJc w:val="left"/>
+      <w:pPr>
+        <w:tabs>
+          <w:tab w:val="num" w:pos="5040"/>
+        </w:tabs>
+        <w:ind w:left="5040" w:hanging="360"/>
+      </w:pPr>
+      <w:rPr>
+        <w:rFonts w:ascii="Wingdings" w:hAnsi="Wingdings" w:hint="default"/>
+        <w:sz w:val="20"/>
+      </w:rPr>
+    </w:lvl>
+    <w:lvl w:ilvl="7" w:tentative="1">
+      <w:start w:val="1"/>
+      <w:numFmt w:val="bullet"/>
+      <w:lvlText w:val=""/>
+      <w:lvlJc w:val="left"/>
+      <w:pPr>
+        <w:tabs>
+          <w:tab w:val="num" w:pos="5760"/>
+        </w:tabs>
+        <w:ind w:left="5760" w:hanging="360"/>
+      </w:pPr>
+      <w:rPr>
+        <w:rFonts w:ascii="Wingdings" w:hAnsi="Wingdings" w:hint="default"/>
+        <w:sz w:val="20"/>
+      </w:rPr>
+    </w:lvl>
+    <w:lvl w:ilvl="8" w:tentative="1">
+      <w:start w:val="1"/>
+      <w:numFmt w:val="bullet"/>
+      <w:lvlText w:val=""/>
+      <w:lvlJc w:val="left"/>
+      <w:pPr>
+        <w:tabs>
+          <w:tab w:val="num" w:pos="6480"/>
+        </w:tabs>
+        <w:ind w:left="6480" w:hanging="360"/>
+      </w:pPr>
+      <w:rPr>
+        <w:rFonts w:ascii="Wingdings" w:hAnsi="Wingdings" w:hint="default"/>
+        <w:sz w:val="20"/>
+      </w:rPr>
+    </w:lvl>
+  </w:abstractNum>
+  <w:num w:numId="1" w16cid:durableId="1214344789">
+    <w:abstractNumId w:val="4"/>
+  </w:num>
+  <w:num w:numId="2" w16cid:durableId="729424274">
+    <w:abstractNumId w:val="5"/>
+  </w:num>
+  <w:num w:numId="3" w16cid:durableId="1566841888">
+    <w:abstractNumId w:val="0"/>
+  </w:num>
+  <w:num w:numId="4" w16cid:durableId="645159269">
+    <w:abstractNumId w:val="1"/>
+  </w:num>
+  <w:num w:numId="5" w16cid:durableId="236520743">
+    <w:abstractNumId w:val="2"/>
+  </w:num>
+  <w:num w:numId="6" w16cid:durableId="475033175">
+    <w:abstractNumId w:val="3"/>
+  </w:num>
+</w:numbering>
 </file>
 
 <file path=word/styles.xml><?xml version="1.0" encoding="utf-8"?>
